--- a/пдп/02 задания ПДП ИС-222.docx
+++ b/пдп/02 задания ПДП ИС-222.docx
@@ -290,7 +290,37 @@
           <w:szCs w:val="28"/>
           <w:u w:val="single"/>
         </w:rPr>
-        <w:t>Иванов Иван Иванович</w:t>
+        <w:t>Гумаров Т</w:t>
+      </w:r>
+      <w:r>
+        <w:rPr>
+          <w:rFonts w:ascii="Times New Roman" w:hAnsi="Times New Roman"/>
+          <w:color w:val="000000" w:themeColor="text1"/>
+          <w:sz w:val="28"/>
+          <w:szCs w:val="28"/>
+          <w:u w:val="single"/>
+        </w:rPr>
+        <w:t xml:space="preserve">имура </w:t>
+      </w:r>
+      <w:r>
+        <w:rPr>
+          <w:rFonts w:ascii="Times New Roman" w:hAnsi="Times New Roman"/>
+          <w:color w:val="000000" w:themeColor="text1"/>
+          <w:sz w:val="28"/>
+          <w:szCs w:val="28"/>
+          <w:u w:val="single"/>
+        </w:rPr>
+        <w:t>Р</w:t>
+      </w:r>
+      <w:r>
+        <w:rPr>
+          <w:rFonts w:ascii="Times New Roman" w:hAnsi="Times New Roman"/>
+          <w:color w:val="000000" w:themeColor="text1"/>
+          <w:sz w:val="28"/>
+          <w:szCs w:val="28"/>
+          <w:u w:val="single"/>
+        </w:rPr>
+        <w:t>устемовича</w:t>
       </w:r>
     </w:p>
     <w:p>
@@ -358,7 +388,6 @@
         <w:jc w:val="both"/>
         <w:rPr>
           <w:rFonts w:ascii="Times New Roman" w:hAnsi="Times New Roman"/>
-          <w:color w:val="FF0000"/>
           <w:sz w:val="28"/>
           <w:szCs w:val="28"/>
         </w:rPr>
@@ -371,15 +400,16 @@
         </w:rPr>
         <w:t xml:space="preserve">База практики </w:t>
       </w:r>
+      <w:bookmarkStart w:id="0" w:name="_GoBack"/>
+      <w:bookmarkEnd w:id="0"/>
       <w:r>
         <w:rPr>
           <w:rFonts w:ascii="Times New Roman" w:hAnsi="Times New Roman"/>
-          <w:color w:val="FF0000"/>
           <w:sz w:val="28"/>
           <w:szCs w:val="28"/>
           <w:u w:val="single"/>
         </w:rPr>
-        <w:t>ООО «ТатАСУ»</w:t>
+        <w:t>ООО «БС-Платформа»</w:t>
       </w:r>
     </w:p>
     <w:p>
@@ -429,8 +459,6 @@
         </w:rPr>
         <w:t xml:space="preserve"> </w:t>
       </w:r>
-      <w:bookmarkStart w:id="0" w:name="_GoBack"/>
-      <w:bookmarkEnd w:id="0"/>
       <w:r>
         <w:rPr>
           <w:rFonts w:ascii="Times New Roman" w:eastAsia="Times New Roman" w:hAnsi="Times New Roman"/>
@@ -766,16 +794,7 @@
                 <w:szCs w:val="28"/>
                 <w:lang w:eastAsia="ru-RU"/>
               </w:rPr>
-              <w:t>Проанализировать официальный ве</w:t>
-            </w:r>
-            <w:r>
-              <w:rPr>
-                <w:rFonts w:ascii="Times New Roman" w:eastAsia="Times New Roman" w:hAnsi="Times New Roman"/>
-                <w:sz w:val="24"/>
-                <w:szCs w:val="28"/>
-                <w:lang w:eastAsia="ru-RU"/>
-              </w:rPr>
-              <w:t>б-портал предприятия</w:t>
+              <w:t>Проанализировать официальный веб-портал предприятия</w:t>
             </w:r>
           </w:p>
         </w:tc>
